--- a/submission/AIMLCZG523_Assignment1_2025CT05044.docx
+++ b/submission/AIMLCZG523_Assignment1_2025CT05044.docx
@@ -284,23 +284,7 @@
           <w:sz w:val="28"/>
           <w:szCs w:val="28"/>
         </w:rPr>
-        <w:t>2</w:t>
-      </w:r>
-      <w:r>
-        <w:rPr>
-          <w:color w:val="365F91" w:themeColor="accent1" w:themeShade="BF"/>
-          <w:sz w:val="28"/>
-          <w:szCs w:val="28"/>
-        </w:rPr>
-        <w:t xml:space="preserve">. </w:t>
-      </w:r>
-      <w:r>
-        <w:rPr>
-          <w:color w:val="365F91" w:themeColor="accent1" w:themeShade="BF"/>
-          <w:sz w:val="28"/>
-          <w:szCs w:val="28"/>
-        </w:rPr>
-        <w:t>Notebook Structure and Workflow</w:t>
+        <w:t>2. Notebook Structure and Workflow</w:t>
       </w:r>
     </w:p>
     <w:p>
@@ -1146,10 +1130,7 @@
         <w:pStyle w:val="Heading1"/>
       </w:pPr>
       <w:r>
-        <w:t>5</w:t>
-      </w:r>
-      <w:r>
-        <w:t>. Feature Engineering and Pipeline</w:t>
+        <w:t>5. Feature Engineering and Pipeline</w:t>
       </w:r>
     </w:p>
     <w:p>
@@ -1217,10 +1198,7 @@
         <w:pStyle w:val="Heading1"/>
       </w:pPr>
       <w:r>
-        <w:t>6</w:t>
-      </w:r>
-      <w:r>
-        <w:t>. Model Development and Evaluation</w:t>
+        <w:t>6. Model Development and Evaluation</w:t>
       </w:r>
     </w:p>
     <w:p>
@@ -1735,10 +1713,7 @@
         <w:pStyle w:val="Heading1"/>
       </w:pPr>
       <w:r>
-        <w:t>7.</w:t>
-      </w:r>
-      <w:r>
-        <w:t xml:space="preserve"> MLflow Experiment Tracking</w:t>
+        <w:t>7. MLflow Experiment Tracking</w:t>
       </w:r>
     </w:p>
     <w:p>
@@ -2182,10 +2157,7 @@
         <w:pStyle w:val="Heading1"/>
       </w:pPr>
       <w:r>
-        <w:t>8</w:t>
-      </w:r>
-      <w:r>
-        <w:t>. Packaging, API, and Automated Testing</w:t>
+        <w:t>8. Packaging, API, and Automated Testing</w:t>
       </w:r>
     </w:p>
     <w:p>
@@ -2494,10 +2466,7 @@
         <w:pStyle w:val="Heading1"/>
       </w:pPr>
       <w:r>
-        <w:t>9</w:t>
-      </w:r>
-      <w:r>
-        <w:t>. Kubernetes Deployment</w:t>
+        <w:t>9. Kubernetes Deployment</w:t>
       </w:r>
     </w:p>
     <w:p>
@@ -2745,10 +2714,7 @@
         <w:pStyle w:val="Heading1"/>
       </w:pPr>
       <w:r>
-        <w:t>10</w:t>
-      </w:r>
-      <w:r>
-        <w:t>. Monitoring, Logging, and Reproducibility</w:t>
+        <w:t>10. Monitoring, Logging, and Reproducibility</w:t>
       </w:r>
     </w:p>
     <w:p>
@@ -2895,13 +2861,7 @@
           <w:rPr>
             <w:rStyle w:val="Hyperlink"/>
           </w:rPr>
-          <w:t>-</w:t>
-        </w:r>
-        <w:r>
-          <w:rPr>
-            <w:rStyle w:val="Hyperlink"/>
-          </w:rPr>
-          <w:t>Assignment</w:t>
+          <w:t>-Assignment</w:t>
         </w:r>
       </w:hyperlink>
     </w:p>
@@ -2932,7 +2892,7 @@
         <w:spacing w:after="0"/>
       </w:pPr>
       <w:r>
-        <w:t>Contains Report document and video</w:t>
+        <w:t>Contains Report document</w:t>
       </w:r>
     </w:p>
     <w:sectPr>
